--- a/Лор/Таймлайн.docx
+++ b/Лор/Таймлайн.docx
@@ -36,6 +36,9 @@
           <w:p>
             <w:pPr>
               <w:pStyle w:val="a3"/>
+              <w:rPr>
+                <w:lang w:val="en-US"/>
+              </w:rPr>
             </w:pPr>
             <w:r>
               <w:t>Событие</w:t>
@@ -54,9 +57,18 @@
           <w:p>
             <w:pPr>
               <w:pStyle w:val="a3"/>
-            </w:pPr>
-            <w:r>
-              <w:t>23 июля 2023</w:t>
+              <w:rPr>
+                <w:lang w:val="en-US"/>
+              </w:rPr>
+            </w:pPr>
+            <w:r>
+              <w:t>Июль 2026</w:t>
+            </w:r>
+            <w:r>
+              <w:rPr>
+                <w:lang w:val="en-US"/>
+              </w:rPr>
+              <w:t xml:space="preserve"> </w:t>
             </w:r>
           </w:p>
         </w:tc>
@@ -75,6 +87,280 @@
               <w:rPr>
                 <w:b/>
               </w:rPr>
+              <w:t>Турнир/</w:t>
+            </w:r>
+          </w:p>
+        </w:tc>
+      </w:tr>
+      <w:tr>
+        <w:trPr>
+          <w:trHeight w:val="246"/>
+        </w:trPr>
+        <w:tc>
+          <w:tcPr>
+            <w:tcW w:w="2672" w:type="dxa"/>
+          </w:tcPr>
+          <w:p>
+            <w:pPr>
+              <w:pStyle w:val="a3"/>
+            </w:pPr>
+            <w:r>
+              <w:t>Июль 2026</w:t>
+            </w:r>
+          </w:p>
+        </w:tc>
+        <w:tc>
+          <w:tcPr>
+            <w:tcW w:w="6943" w:type="dxa"/>
+          </w:tcPr>
+          <w:p>
+            <w:pPr>
+              <w:pStyle w:val="a3"/>
+              <w:rPr>
+                <w:b/>
+              </w:rPr>
+            </w:pPr>
+            <w:r>
+              <w:rPr>
+                <w:b/>
+              </w:rPr>
+              <w:t>Дни магии</w:t>
+            </w:r>
+          </w:p>
+        </w:tc>
+      </w:tr>
+      <w:tr>
+        <w:trPr>
+          <w:trHeight w:val="246"/>
+        </w:trPr>
+        <w:tc>
+          <w:tcPr>
+            <w:tcW w:w="2672" w:type="dxa"/>
+          </w:tcPr>
+          <w:p>
+            <w:pPr>
+              <w:pStyle w:val="a3"/>
+            </w:pPr>
+            <w:r>
+              <w:t>Август 2026</w:t>
+            </w:r>
+          </w:p>
+        </w:tc>
+        <w:tc>
+          <w:tcPr>
+            <w:tcW w:w="6943" w:type="dxa"/>
+          </w:tcPr>
+          <w:p>
+            <w:pPr>
+              <w:pStyle w:val="a3"/>
+              <w:rPr>
+                <w:b/>
+              </w:rPr>
+            </w:pPr>
+            <w:r>
+              <w:rPr>
+                <w:b/>
+              </w:rPr>
+              <w:t>Испытания</w:t>
+            </w:r>
+          </w:p>
+        </w:tc>
+      </w:tr>
+      <w:tr>
+        <w:trPr>
+          <w:trHeight w:val="246"/>
+        </w:trPr>
+        <w:tc>
+          <w:tcPr>
+            <w:tcW w:w="2672" w:type="dxa"/>
+          </w:tcPr>
+          <w:p>
+            <w:pPr>
+              <w:pStyle w:val="a3"/>
+            </w:pPr>
+            <w:r>
+              <w:t>Октябрь 2026</w:t>
+            </w:r>
+          </w:p>
+        </w:tc>
+        <w:tc>
+          <w:tcPr>
+            <w:tcW w:w="6943" w:type="dxa"/>
+          </w:tcPr>
+          <w:p>
+            <w:pPr>
+              <w:pStyle w:val="a3"/>
+              <w:rPr>
+                <w:b/>
+              </w:rPr>
+            </w:pPr>
+            <w:r>
+              <w:rPr>
+                <w:b/>
+              </w:rPr>
+              <w:t>Мать</w:t>
+            </w:r>
+          </w:p>
+        </w:tc>
+      </w:tr>
+      <w:tr>
+        <w:trPr>
+          <w:trHeight w:val="246"/>
+        </w:trPr>
+        <w:tc>
+          <w:tcPr>
+            <w:tcW w:w="2672" w:type="dxa"/>
+          </w:tcPr>
+          <w:p>
+            <w:pPr>
+              <w:pStyle w:val="a3"/>
+            </w:pPr>
+            <w:r>
+              <w:t>Ноябрь 2026</w:t>
+            </w:r>
+          </w:p>
+        </w:tc>
+        <w:tc>
+          <w:tcPr>
+            <w:tcW w:w="6943" w:type="dxa"/>
+          </w:tcPr>
+          <w:p>
+            <w:pPr>
+              <w:pStyle w:val="a3"/>
+              <w:rPr>
+                <w:b/>
+              </w:rPr>
+            </w:pPr>
+            <w:r>
+              <w:rPr>
+                <w:b/>
+              </w:rPr>
+              <w:t>Кейс</w:t>
+            </w:r>
+          </w:p>
+        </w:tc>
+      </w:tr>
+      <w:tr>
+        <w:trPr>
+          <w:trHeight w:val="246"/>
+        </w:trPr>
+        <w:tc>
+          <w:tcPr>
+            <w:tcW w:w="2672" w:type="dxa"/>
+          </w:tcPr>
+          <w:p>
+            <w:pPr>
+              <w:pStyle w:val="a3"/>
+            </w:pPr>
+            <w:r>
+              <w:t xml:space="preserve">Март </w:t>
+            </w:r>
+            <w:r>
+              <w:t>2027</w:t>
+            </w:r>
+          </w:p>
+        </w:tc>
+        <w:tc>
+          <w:tcPr>
+            <w:tcW w:w="6943" w:type="dxa"/>
+          </w:tcPr>
+          <w:p>
+            <w:pPr>
+              <w:pStyle w:val="a3"/>
+              <w:rPr>
+                <w:b/>
+              </w:rPr>
+            </w:pPr>
+            <w:r>
+              <w:rPr>
+                <w:b/>
+              </w:rPr>
+              <w:t>Глаза (Превращение)</w:t>
+            </w:r>
+          </w:p>
+        </w:tc>
+      </w:tr>
+      <w:tr>
+        <w:trPr>
+          <w:trHeight w:val="246"/>
+        </w:trPr>
+        <w:tc>
+          <w:tcPr>
+            <w:tcW w:w="2672" w:type="dxa"/>
+          </w:tcPr>
+          <w:p>
+            <w:pPr>
+              <w:pStyle w:val="a3"/>
+            </w:pPr>
+            <w:r>
+              <w:t>Март/</w:t>
+            </w:r>
+            <w:r>
+              <w:t>апрель 2027</w:t>
+            </w:r>
+          </w:p>
+        </w:tc>
+        <w:tc>
+          <w:tcPr>
+            <w:tcW w:w="6943" w:type="dxa"/>
+          </w:tcPr>
+          <w:p>
+            <w:pPr>
+              <w:pStyle w:val="a3"/>
+              <w:rPr>
+                <w:b/>
+              </w:rPr>
+            </w:pPr>
+            <w:r>
+              <w:rPr>
+                <w:b/>
+              </w:rPr>
+              <w:t>КМ</w:t>
+            </w:r>
+          </w:p>
+        </w:tc>
+      </w:tr>
+      <w:tr>
+        <w:trPr>
+          <w:trHeight w:val="246"/>
+        </w:trPr>
+        <w:tc>
+          <w:tcPr>
+            <w:tcW w:w="2672" w:type="dxa"/>
+          </w:tcPr>
+          <w:p>
+            <w:pPr>
+              <w:pStyle w:val="a3"/>
+              <w:rPr>
+                <w:lang w:val="en-US"/>
+              </w:rPr>
+            </w:pPr>
+            <w:r>
+              <w:t>23 июля 202</w:t>
+            </w:r>
+            <w:r>
+              <w:rPr>
+                <w:lang w:val="en-US"/>
+              </w:rPr>
+              <w:t>7</w:t>
+            </w:r>
+          </w:p>
+        </w:tc>
+        <w:tc>
+          <w:tcPr>
+            <w:tcW w:w="6943" w:type="dxa"/>
+          </w:tcPr>
+          <w:p>
+            <w:pPr>
+              <w:pStyle w:val="a3"/>
+              <w:rPr>
+                <w:b/>
+              </w:rPr>
+            </w:pPr>
+            <w:r>
+              <w:rPr>
+                <w:b/>
+              </w:rPr>
               <w:t xml:space="preserve">Кузнецкая </w:t>
             </w:r>
             <w:proofErr w:type="gramStart"/>
@@ -99,9 +385,18 @@
           <w:p>
             <w:pPr>
               <w:pStyle w:val="a3"/>
-            </w:pPr>
-            <w:r>
-              <w:t>10 августа 2023</w:t>
+              <w:rPr>
+                <w:lang w:val="en-US"/>
+              </w:rPr>
+            </w:pPr>
+            <w:r>
+              <w:t>10 августа 202</w:t>
+            </w:r>
+            <w:r>
+              <w:rPr>
+                <w:lang w:val="en-US"/>
+              </w:rPr>
+              <w:t>7</w:t>
             </w:r>
           </w:p>
         </w:tc>
@@ -121,18 +416,58 @@
       </w:tr>
       <w:tr>
         <w:trPr>
-          <w:trHeight w:val="246"/>
-        </w:trPr>
-        <w:tc>
-          <w:tcPr>
-            <w:tcW w:w="2672" w:type="dxa"/>
-          </w:tcPr>
-          <w:p>
-            <w:pPr>
-              <w:pStyle w:val="a3"/>
-            </w:pPr>
-            <w:r>
-              <w:t>3 сентября 2023</w:t>
+          <w:trHeight w:val="229"/>
+        </w:trPr>
+        <w:tc>
+          <w:tcPr>
+            <w:tcW w:w="2672" w:type="dxa"/>
+          </w:tcPr>
+          <w:p>
+            <w:pPr>
+              <w:pStyle w:val="a3"/>
+            </w:pPr>
+            <w:r>
+              <w:t>20 августа</w:t>
+            </w:r>
+          </w:p>
+        </w:tc>
+        <w:tc>
+          <w:tcPr>
+            <w:tcW w:w="6943" w:type="dxa"/>
+          </w:tcPr>
+          <w:p>
+            <w:pPr>
+              <w:pStyle w:val="a3"/>
+            </w:pPr>
+            <w:r>
+              <w:t>Встреча отряда</w:t>
+            </w:r>
+          </w:p>
+        </w:tc>
+      </w:tr>
+      <w:tr>
+        <w:trPr>
+          <w:trHeight w:val="246"/>
+        </w:trPr>
+        <w:tc>
+          <w:tcPr>
+            <w:tcW w:w="2672" w:type="dxa"/>
+          </w:tcPr>
+          <w:p>
+            <w:pPr>
+              <w:pStyle w:val="a3"/>
+              <w:rPr>
+                <w:lang w:val="en-US"/>
+              </w:rPr>
+            </w:pPr>
+            <w:r>
+              <w:t>3 сентября 202</w:t>
+            </w:r>
+            <w:r>
+              <w:rPr>
+                <w:lang w:val="en-US"/>
+              </w:rPr>
+              <w:t>7</w:t>
             </w:r>
           </w:p>
         </w:tc>
@@ -162,16 +497,22 @@
             <w:pPr>
               <w:pStyle w:val="a3"/>
             </w:pPr>
-          </w:p>
-        </w:tc>
-        <w:tc>
-          <w:tcPr>
-            <w:tcW w:w="6943" w:type="dxa"/>
-          </w:tcPr>
-          <w:p>
-            <w:pPr>
-              <w:pStyle w:val="a3"/>
-            </w:pPr>
+            <w:r>
+              <w:t>Январь 2028</w:t>
+            </w:r>
+          </w:p>
+        </w:tc>
+        <w:tc>
+          <w:tcPr>
+            <w:tcW w:w="6943" w:type="dxa"/>
+          </w:tcPr>
+          <w:p>
+            <w:pPr>
+              <w:pStyle w:val="a3"/>
+            </w:pPr>
+            <w:r>
+              <w:t>Начало обучения</w:t>
+            </w:r>
           </w:p>
         </w:tc>
       </w:tr>
@@ -188,24 +529,578 @@
               <w:pStyle w:val="a3"/>
             </w:pPr>
             <w:r>
-              <w:t>2025</w:t>
-            </w:r>
-          </w:p>
-        </w:tc>
-        <w:tc>
-          <w:tcPr>
-            <w:tcW w:w="6943" w:type="dxa"/>
-          </w:tcPr>
-          <w:p>
-            <w:pPr>
-              <w:pStyle w:val="a3"/>
-            </w:pPr>
-            <w:r>
-              <w:t>Тайны мироздания (понимание убежища</w:t>
+              <w:t>20</w:t>
+            </w:r>
+            <w:r>
+              <w:t>30</w:t>
+            </w:r>
+          </w:p>
+        </w:tc>
+        <w:tc>
+          <w:tcPr>
+            <w:tcW w:w="6943" w:type="dxa"/>
+          </w:tcPr>
+          <w:p>
+            <w:pPr>
+              <w:pStyle w:val="a3"/>
+            </w:pPr>
+            <w:r>
+              <w:t>Тайны мироздания (понимание убежища)</w:t>
+            </w:r>
+          </w:p>
+        </w:tc>
+      </w:tr>
+      <w:tr>
+        <w:trPr>
+          <w:trHeight w:val="229"/>
+        </w:trPr>
+        <w:tc>
+          <w:tcPr>
+            <w:tcW w:w="2672" w:type="dxa"/>
+          </w:tcPr>
+          <w:p>
+            <w:pPr>
+              <w:pStyle w:val="a3"/>
+            </w:pPr>
+            <w:r>
+              <w:t>20</w:t>
+            </w:r>
+            <w:r>
+              <w:t>30</w:t>
+            </w:r>
+          </w:p>
+        </w:tc>
+        <w:tc>
+          <w:tcPr>
+            <w:tcW w:w="6943" w:type="dxa"/>
+          </w:tcPr>
+          <w:p>
+            <w:pPr>
+              <w:pStyle w:val="a3"/>
+            </w:pPr>
+            <w:r>
+              <w:t>Турнир</w:t>
+            </w:r>
+          </w:p>
+        </w:tc>
+      </w:tr>
+      <w:tr>
+        <w:trPr>
+          <w:trHeight w:val="229"/>
+        </w:trPr>
+        <w:tc>
+          <w:tcPr>
+            <w:tcW w:w="2672" w:type="dxa"/>
+          </w:tcPr>
+          <w:p>
+            <w:pPr>
+              <w:pStyle w:val="a3"/>
+            </w:pPr>
+            <w:r>
+              <w:t>20</w:t>
+            </w:r>
+            <w:r>
+              <w:rPr>
+                <w:lang w:val="en-US"/>
+              </w:rPr>
+              <w:t>3</w:t>
+            </w:r>
+            <w:r>
+              <w:t>2</w:t>
+            </w:r>
+          </w:p>
+        </w:tc>
+        <w:tc>
+          <w:tcPr>
+            <w:tcW w:w="6943" w:type="dxa"/>
+          </w:tcPr>
+          <w:p>
+            <w:pPr>
+              <w:pStyle w:val="a3"/>
+              <w:rPr>
+                <w:b/>
+              </w:rPr>
+            </w:pPr>
+            <w:r>
+              <w:rPr>
+                <w:b/>
+              </w:rPr>
+              <w:t>Первая миссия</w:t>
+            </w:r>
+          </w:p>
+        </w:tc>
+      </w:tr>
+      <w:tr>
+        <w:trPr>
+          <w:trHeight w:val="246"/>
+        </w:trPr>
+        <w:tc>
+          <w:tcPr>
+            <w:tcW w:w="2672" w:type="dxa"/>
+          </w:tcPr>
+          <w:p>
+            <w:pPr>
+              <w:pStyle w:val="a3"/>
+            </w:pPr>
+          </w:p>
+        </w:tc>
+        <w:tc>
+          <w:tcPr>
+            <w:tcW w:w="6943" w:type="dxa"/>
+          </w:tcPr>
+          <w:p>
+            <w:pPr>
+              <w:pStyle w:val="a3"/>
+            </w:pPr>
+          </w:p>
+        </w:tc>
+      </w:tr>
+      <w:tr>
+        <w:trPr>
+          <w:trHeight w:val="246"/>
+        </w:trPr>
+        <w:tc>
+          <w:tcPr>
+            <w:tcW w:w="2672" w:type="dxa"/>
+          </w:tcPr>
+          <w:p>
+            <w:pPr>
+              <w:pStyle w:val="a3"/>
+            </w:pPr>
+          </w:p>
+        </w:tc>
+        <w:tc>
+          <w:tcPr>
+            <w:tcW w:w="6943" w:type="dxa"/>
+          </w:tcPr>
+          <w:p>
+            <w:pPr>
+              <w:pStyle w:val="a3"/>
+            </w:pPr>
+            <w:r>
+              <w:t>Питер</w:t>
+            </w:r>
+          </w:p>
+        </w:tc>
+      </w:tr>
+      <w:tr>
+        <w:trPr>
+          <w:trHeight w:val="246"/>
+        </w:trPr>
+        <w:tc>
+          <w:tcPr>
+            <w:tcW w:w="2672" w:type="dxa"/>
+          </w:tcPr>
+          <w:p>
+            <w:pPr>
+              <w:pStyle w:val="a3"/>
+            </w:pPr>
+          </w:p>
+        </w:tc>
+        <w:tc>
+          <w:tcPr>
+            <w:tcW w:w="6943" w:type="dxa"/>
+          </w:tcPr>
+          <w:p>
+            <w:pPr>
+              <w:pStyle w:val="a3"/>
+            </w:pPr>
+            <w:r>
+              <w:t>«</w:t>
+            </w:r>
+            <w:proofErr w:type="spellStart"/>
+            <w:r>
+              <w:t>мерлин</w:t>
+            </w:r>
+            <w:proofErr w:type="spellEnd"/>
+            <w:r>
+              <w:t xml:space="preserve"> на отдыхе</w:t>
+            </w:r>
+            <w:r>
+              <w:t>»</w:t>
+            </w:r>
+          </w:p>
+        </w:tc>
+      </w:tr>
+      <w:tr>
+        <w:trPr>
+          <w:trHeight w:val="246"/>
+        </w:trPr>
+        <w:tc>
+          <w:tcPr>
+            <w:tcW w:w="2672" w:type="dxa"/>
+          </w:tcPr>
+          <w:p>
+            <w:pPr>
+              <w:pStyle w:val="a3"/>
+            </w:pPr>
+          </w:p>
+        </w:tc>
+        <w:tc>
+          <w:tcPr>
+            <w:tcW w:w="6943" w:type="dxa"/>
+          </w:tcPr>
+          <w:p>
+            <w:pPr>
+              <w:pStyle w:val="a3"/>
+            </w:pPr>
+          </w:p>
+        </w:tc>
+      </w:tr>
+      <w:tr>
+        <w:trPr>
+          <w:trHeight w:val="246"/>
+        </w:trPr>
+        <w:tc>
+          <w:tcPr>
+            <w:tcW w:w="2672" w:type="dxa"/>
+          </w:tcPr>
+          <w:p>
+            <w:pPr>
+              <w:pStyle w:val="a3"/>
+            </w:pPr>
+          </w:p>
+        </w:tc>
+        <w:tc>
+          <w:tcPr>
+            <w:tcW w:w="6943" w:type="dxa"/>
+          </w:tcPr>
+          <w:p>
+            <w:pPr>
+              <w:pStyle w:val="a3"/>
+            </w:pPr>
+          </w:p>
+        </w:tc>
+      </w:tr>
+      <w:tr>
+        <w:trPr>
+          <w:trHeight w:val="246"/>
+        </w:trPr>
+        <w:tc>
+          <w:tcPr>
+            <w:tcW w:w="2672" w:type="dxa"/>
+          </w:tcPr>
+          <w:p>
+            <w:pPr>
+              <w:pStyle w:val="a3"/>
+            </w:pPr>
+          </w:p>
+        </w:tc>
+        <w:tc>
+          <w:tcPr>
+            <w:tcW w:w="6943" w:type="dxa"/>
+          </w:tcPr>
+          <w:p>
+            <w:pPr>
+              <w:pStyle w:val="a3"/>
+            </w:pPr>
+          </w:p>
+        </w:tc>
+      </w:tr>
+      <w:tr>
+        <w:trPr>
+          <w:trHeight w:val="246"/>
+        </w:trPr>
+        <w:tc>
+          <w:tcPr>
+            <w:tcW w:w="2672" w:type="dxa"/>
+          </w:tcPr>
+          <w:p>
+            <w:pPr>
+              <w:pStyle w:val="a3"/>
+            </w:pPr>
+            <w:r>
+              <w:t>2035</w:t>
+            </w:r>
+          </w:p>
+        </w:tc>
+        <w:tc>
+          <w:tcPr>
+            <w:tcW w:w="6943" w:type="dxa"/>
+          </w:tcPr>
+          <w:p>
+            <w:pPr>
+              <w:pStyle w:val="a3"/>
+            </w:pPr>
+            <w:r>
+              <w:t>Куль</w:t>
             </w:r>
             <w:bookmarkStart w:id="0" w:name="_GoBack"/>
             <w:bookmarkEnd w:id="0"/>
             <w:r>
+              <w:t>т Арес</w:t>
+            </w:r>
+          </w:p>
+        </w:tc>
+      </w:tr>
+      <w:tr>
+        <w:trPr>
+          <w:trHeight w:val="246"/>
+        </w:trPr>
+        <w:tc>
+          <w:tcPr>
+            <w:tcW w:w="2672" w:type="dxa"/>
+          </w:tcPr>
+          <w:p>
+            <w:pPr>
+              <w:pStyle w:val="a3"/>
+            </w:pPr>
+            <w:r>
+              <w:t>2035</w:t>
+            </w:r>
+          </w:p>
+        </w:tc>
+        <w:tc>
+          <w:tcPr>
+            <w:tcW w:w="6943" w:type="dxa"/>
+          </w:tcPr>
+          <w:p>
+            <w:pPr>
+              <w:pStyle w:val="a3"/>
+            </w:pPr>
+            <w:r>
+              <w:t>Варфоломей</w:t>
+            </w:r>
+          </w:p>
+        </w:tc>
+      </w:tr>
+      <w:tr>
+        <w:trPr>
+          <w:trHeight w:val="246"/>
+        </w:trPr>
+        <w:tc>
+          <w:tcPr>
+            <w:tcW w:w="2672" w:type="dxa"/>
+          </w:tcPr>
+          <w:p>
+            <w:pPr>
+              <w:pStyle w:val="a3"/>
+            </w:pPr>
+            <w:r>
+              <w:t>2035</w:t>
+            </w:r>
+          </w:p>
+        </w:tc>
+        <w:tc>
+          <w:tcPr>
+            <w:tcW w:w="6943" w:type="dxa"/>
+          </w:tcPr>
+          <w:p>
+            <w:pPr>
+              <w:pStyle w:val="a3"/>
+            </w:pPr>
+            <w:r>
+              <w:t>Воскрешение Уробороса</w:t>
+            </w:r>
+          </w:p>
+        </w:tc>
+      </w:tr>
+      <w:tr>
+        <w:trPr>
+          <w:trHeight w:val="246"/>
+        </w:trPr>
+        <w:tc>
+          <w:tcPr>
+            <w:tcW w:w="2672" w:type="dxa"/>
+          </w:tcPr>
+          <w:p>
+            <w:pPr>
+              <w:pStyle w:val="a3"/>
+              <w:rPr>
+                <w:lang w:val="en-US"/>
+              </w:rPr>
+            </w:pPr>
+            <w:r>
+              <w:t>203</w:t>
+            </w:r>
+            <w:r>
+              <w:rPr>
+                <w:lang w:val="en-US"/>
+              </w:rPr>
+              <w:t>5</w:t>
+            </w:r>
+          </w:p>
+        </w:tc>
+        <w:tc>
+          <w:tcPr>
+            <w:tcW w:w="6943" w:type="dxa"/>
+          </w:tcPr>
+          <w:p>
+            <w:pPr>
+              <w:pStyle w:val="a3"/>
+            </w:pPr>
+            <w:r>
+              <w:t>Суицидальная миссия Фрина</w:t>
+            </w:r>
+          </w:p>
+        </w:tc>
+      </w:tr>
+      <w:tr>
+        <w:trPr>
+          <w:trHeight w:val="246"/>
+        </w:trPr>
+        <w:tc>
+          <w:tcPr>
+            <w:tcW w:w="2672" w:type="dxa"/>
+          </w:tcPr>
+          <w:p>
+            <w:pPr>
+              <w:pStyle w:val="a3"/>
+            </w:pPr>
+            <w:r>
+              <w:t>2035</w:t>
+            </w:r>
+          </w:p>
+        </w:tc>
+        <w:tc>
+          <w:tcPr>
+            <w:tcW w:w="6943" w:type="dxa"/>
+          </w:tcPr>
+          <w:p>
+            <w:pPr>
+              <w:pStyle w:val="a3"/>
+            </w:pPr>
+            <w:r>
+              <w:t>Франция</w:t>
+            </w:r>
+          </w:p>
+        </w:tc>
+      </w:tr>
+      <w:tr>
+        <w:trPr>
+          <w:trHeight w:val="246"/>
+        </w:trPr>
+        <w:tc>
+          <w:tcPr>
+            <w:tcW w:w="2672" w:type="dxa"/>
+          </w:tcPr>
+          <w:p>
+            <w:pPr>
+              <w:pStyle w:val="a3"/>
+            </w:pPr>
+            <w:r>
+              <w:t>2036</w:t>
+            </w:r>
+          </w:p>
+        </w:tc>
+        <w:tc>
+          <w:tcPr>
+            <w:tcW w:w="6943" w:type="dxa"/>
+          </w:tcPr>
+          <w:p>
+            <w:pPr>
+              <w:pStyle w:val="a3"/>
+            </w:pPr>
+            <w:r>
+              <w:t>Воссоединение</w:t>
+            </w:r>
+          </w:p>
+        </w:tc>
+      </w:tr>
+      <w:tr>
+        <w:trPr>
+          <w:trHeight w:val="246"/>
+        </w:trPr>
+        <w:tc>
+          <w:tcPr>
+            <w:tcW w:w="2672" w:type="dxa"/>
+          </w:tcPr>
+          <w:p>
+            <w:pPr>
+              <w:pStyle w:val="a3"/>
+            </w:pPr>
+            <w:r>
+              <w:t>2036</w:t>
+            </w:r>
+          </w:p>
+        </w:tc>
+        <w:tc>
+          <w:tcPr>
+            <w:tcW w:w="6943" w:type="dxa"/>
+          </w:tcPr>
+          <w:p>
+            <w:pPr>
+              <w:pStyle w:val="a3"/>
+            </w:pPr>
+            <w:r>
+              <w:t>Предательство</w:t>
+            </w:r>
+          </w:p>
+        </w:tc>
+      </w:tr>
+      <w:tr>
+        <w:trPr>
+          <w:trHeight w:val="246"/>
+        </w:trPr>
+        <w:tc>
+          <w:tcPr>
+            <w:tcW w:w="2672" w:type="dxa"/>
+          </w:tcPr>
+          <w:p>
+            <w:pPr>
+              <w:pStyle w:val="a3"/>
+            </w:pPr>
+            <w:r>
+              <w:t>2037</w:t>
+            </w:r>
+          </w:p>
+        </w:tc>
+        <w:tc>
+          <w:tcPr>
+            <w:tcW w:w="6943" w:type="dxa"/>
+          </w:tcPr>
+          <w:p>
+            <w:pPr>
+              <w:pStyle w:val="a3"/>
+            </w:pPr>
+            <w:r>
+              <w:t>Раскол</w:t>
+            </w:r>
+          </w:p>
+        </w:tc>
+      </w:tr>
+      <w:tr>
+        <w:trPr>
+          <w:trHeight w:val="246"/>
+        </w:trPr>
+        <w:tc>
+          <w:tcPr>
+            <w:tcW w:w="2672" w:type="dxa"/>
+          </w:tcPr>
+          <w:p>
+            <w:pPr>
+              <w:pStyle w:val="a3"/>
+            </w:pPr>
+            <w:r>
+              <w:t>2037</w:t>
+            </w:r>
+          </w:p>
+        </w:tc>
+        <w:tc>
+          <w:tcPr>
+            <w:tcW w:w="6943" w:type="dxa"/>
+          </w:tcPr>
+          <w:p>
+            <w:pPr>
+              <w:pStyle w:val="a3"/>
+            </w:pPr>
+            <w:r>
+              <w:t>Общий сбор (</w:t>
+            </w:r>
+            <w:proofErr w:type="spellStart"/>
+            <w:r>
+              <w:t>Антиангелы</w:t>
+            </w:r>
+            <w:proofErr w:type="spellEnd"/>
+            <w:r>
+              <w:t xml:space="preserve"> и </w:t>
+            </w:r>
+            <w:proofErr w:type="spellStart"/>
+            <w:r>
+              <w:t>антидемоны</w:t>
+            </w:r>
+            <w:proofErr w:type="spellEnd"/>
+            <w:r>
               <w:t>)</w:t>
             </w:r>
           </w:p>
@@ -213,18 +1108,21 @@
       </w:tr>
       <w:tr>
         <w:trPr>
-          <w:trHeight w:val="229"/>
-        </w:trPr>
-        <w:tc>
-          <w:tcPr>
-            <w:tcW w:w="2672" w:type="dxa"/>
-          </w:tcPr>
-          <w:p>
-            <w:pPr>
-              <w:pStyle w:val="a3"/>
-            </w:pPr>
-            <w:r>
-              <w:t>2027</w:t>
+          <w:trHeight w:val="246"/>
+        </w:trPr>
+        <w:tc>
+          <w:tcPr>
+            <w:tcW w:w="2672" w:type="dxa"/>
+          </w:tcPr>
+          <w:p>
+            <w:pPr>
+              <w:pStyle w:val="a3"/>
+              <w:rPr>
+                <w:lang w:val="en-US"/>
+              </w:rPr>
+            </w:pPr>
+            <w:r>
+              <w:t>2040</w:t>
             </w:r>
           </w:p>
         </w:tc>
@@ -243,198 +1141,6 @@
               <w:rPr>
                 <w:b/>
               </w:rPr>
-              <w:t>Первая миссия</w:t>
-            </w:r>
-          </w:p>
-        </w:tc>
-      </w:tr>
-      <w:tr>
-        <w:trPr>
-          <w:trHeight w:val="246"/>
-        </w:trPr>
-        <w:tc>
-          <w:tcPr>
-            <w:tcW w:w="2672" w:type="dxa"/>
-          </w:tcPr>
-          <w:p>
-            <w:pPr>
-              <w:pStyle w:val="a3"/>
-            </w:pPr>
-          </w:p>
-        </w:tc>
-        <w:tc>
-          <w:tcPr>
-            <w:tcW w:w="6943" w:type="dxa"/>
-          </w:tcPr>
-          <w:p>
-            <w:pPr>
-              <w:pStyle w:val="a3"/>
-            </w:pPr>
-          </w:p>
-        </w:tc>
-      </w:tr>
-      <w:tr>
-        <w:trPr>
-          <w:trHeight w:val="246"/>
-        </w:trPr>
-        <w:tc>
-          <w:tcPr>
-            <w:tcW w:w="2672" w:type="dxa"/>
-          </w:tcPr>
-          <w:p>
-            <w:pPr>
-              <w:pStyle w:val="a3"/>
-            </w:pPr>
-            <w:r>
-              <w:t>2030</w:t>
-            </w:r>
-          </w:p>
-        </w:tc>
-        <w:tc>
-          <w:tcPr>
-            <w:tcW w:w="6943" w:type="dxa"/>
-          </w:tcPr>
-          <w:p>
-            <w:pPr>
-              <w:pStyle w:val="a3"/>
-              <w:rPr>
-                <w:b/>
-              </w:rPr>
-            </w:pPr>
-            <w:r>
-              <w:rPr>
-                <w:b/>
-              </w:rPr>
-              <w:t>Поворотный момент</w:t>
-            </w:r>
-          </w:p>
-        </w:tc>
-      </w:tr>
-      <w:tr>
-        <w:trPr>
-          <w:trHeight w:val="246"/>
-        </w:trPr>
-        <w:tc>
-          <w:tcPr>
-            <w:tcW w:w="2672" w:type="dxa"/>
-          </w:tcPr>
-          <w:p>
-            <w:pPr>
-              <w:pStyle w:val="a3"/>
-            </w:pPr>
-            <w:r>
-              <w:t>2030</w:t>
-            </w:r>
-          </w:p>
-        </w:tc>
-        <w:tc>
-          <w:tcPr>
-            <w:tcW w:w="6943" w:type="dxa"/>
-          </w:tcPr>
-          <w:p>
-            <w:pPr>
-              <w:pStyle w:val="a3"/>
-            </w:pPr>
-            <w:r>
-              <w:t>Обреченный</w:t>
-            </w:r>
-          </w:p>
-        </w:tc>
-      </w:tr>
-      <w:tr>
-        <w:trPr>
-          <w:trHeight w:val="246"/>
-        </w:trPr>
-        <w:tc>
-          <w:tcPr>
-            <w:tcW w:w="2672" w:type="dxa"/>
-          </w:tcPr>
-          <w:p>
-            <w:pPr>
-              <w:pStyle w:val="a3"/>
-            </w:pPr>
-            <w:r>
-              <w:t>2031</w:t>
-            </w:r>
-          </w:p>
-        </w:tc>
-        <w:tc>
-          <w:tcPr>
-            <w:tcW w:w="6943" w:type="dxa"/>
-          </w:tcPr>
-          <w:p>
-            <w:pPr>
-              <w:pStyle w:val="a3"/>
-            </w:pPr>
-            <w:r>
-              <w:t>Возвращение</w:t>
-            </w:r>
-          </w:p>
-        </w:tc>
-      </w:tr>
-      <w:tr>
-        <w:trPr>
-          <w:trHeight w:val="246"/>
-        </w:trPr>
-        <w:tc>
-          <w:tcPr>
-            <w:tcW w:w="2672" w:type="dxa"/>
-          </w:tcPr>
-          <w:p>
-            <w:pPr>
-              <w:pStyle w:val="a3"/>
-            </w:pPr>
-            <w:r>
-              <w:t>2032</w:t>
-            </w:r>
-          </w:p>
-        </w:tc>
-        <w:tc>
-          <w:tcPr>
-            <w:tcW w:w="6943" w:type="dxa"/>
-          </w:tcPr>
-          <w:p>
-            <w:pPr>
-              <w:pStyle w:val="a3"/>
-            </w:pPr>
-            <w:r>
-              <w:t>Воссоединение</w:t>
-            </w:r>
-          </w:p>
-        </w:tc>
-      </w:tr>
-      <w:tr>
-        <w:trPr>
-          <w:trHeight w:val="246"/>
-        </w:trPr>
-        <w:tc>
-          <w:tcPr>
-            <w:tcW w:w="2672" w:type="dxa"/>
-          </w:tcPr>
-          <w:p>
-            <w:pPr>
-              <w:pStyle w:val="a3"/>
-            </w:pPr>
-            <w:r>
-              <w:t>2033</w:t>
-            </w:r>
-          </w:p>
-        </w:tc>
-        <w:tc>
-          <w:tcPr>
-            <w:tcW w:w="6943" w:type="dxa"/>
-          </w:tcPr>
-          <w:p>
-            <w:pPr>
-              <w:pStyle w:val="a3"/>
-              <w:rPr>
-                <w:b/>
-              </w:rPr>
-            </w:pPr>
-            <w:r>
-              <w:rPr>
-                <w:b/>
-              </w:rPr>
               <w:t>Апокалипсис</w:t>
             </w:r>
           </w:p>
@@ -451,9 +1157,12 @@
           <w:p>
             <w:pPr>
               <w:pStyle w:val="a3"/>
-            </w:pPr>
-            <w:r>
-              <w:t>2034</w:t>
+              <w:rPr>
+                <w:lang w:val="en-US"/>
+              </w:rPr>
+            </w:pPr>
+            <w:r>
+              <w:t>2043</w:t>
             </w:r>
           </w:p>
         </w:tc>
@@ -482,9 +1191,12 @@
           <w:p>
             <w:pPr>
               <w:pStyle w:val="a3"/>
-            </w:pPr>
-            <w:r>
-              <w:t>2034</w:t>
+              <w:rPr>
+                <w:lang w:val="en-US"/>
+              </w:rPr>
+            </w:pPr>
+            <w:r>
+              <w:t>2044</w:t>
             </w:r>
           </w:p>
         </w:tc>
@@ -515,7 +1227,16 @@
               <w:pStyle w:val="a3"/>
             </w:pPr>
             <w:r>
-              <w:t>2035-2037</w:t>
+              <w:t>2044-20</w:t>
+            </w:r>
+            <w:r>
+              <w:rPr>
+                <w:lang w:val="en-US"/>
+              </w:rPr>
+              <w:t>4</w:t>
+            </w:r>
+            <w:r>
+              <w:t>6</w:t>
             </w:r>
           </w:p>
         </w:tc>
@@ -1034,7 +1755,6 @@
   <w:style w:type="character" w:default="1" w:styleId="a0">
     <w:name w:val="Default Paragraph Font"/>
     <w:uiPriority w:val="1"/>
-    <w:semiHidden/>
     <w:unhideWhenUsed/>
   </w:style>
   <w:style w:type="table" w:default="1" w:styleId="a1">
@@ -1344,7 +2064,6 @@
   <w:style w:type="character" w:default="1" w:styleId="a0">
     <w:name w:val="Default Paragraph Font"/>
     <w:uiPriority w:val="1"/>
-    <w:semiHidden/>
     <w:unhideWhenUsed/>
   </w:style>
   <w:style w:type="table" w:default="1" w:styleId="a1">
